--- a/测试文件.docx
+++ b/测试文件.docx
@@ -38,6 +38,7 @@
     <w:p>
       <w:pPr>
         <w:numPr>
+          <w:ilvl w:val="0"/>
           <w:numId w:val="0"/>
         </w:numPr>
         <w:rPr>
@@ -56,17 +57,19 @@
     <w:p>
       <w:pPr>
         <w:numPr>
-          <w:numId w:val="0"/>
-        </w:numPr>
-        <w:rPr>
-          <w:rFonts w:hint="eastAsia"/>
-          <w:lang w:val="en-US" w:eastAsia="zh-CN"/>
-        </w:rPr>
-      </w:pPr>
-    </w:p>
-    <w:p>
-      <w:pPr>
-        <w:numPr>
+          <w:ilvl w:val="0"/>
+          <w:numId w:val="0"/>
+        </w:numPr>
+        <w:rPr>
+          <w:rFonts w:hint="eastAsia"/>
+          <w:lang w:val="en-US" w:eastAsia="zh-CN"/>
+        </w:rPr>
+      </w:pPr>
+    </w:p>
+    <w:p>
+      <w:pPr>
+        <w:numPr>
+          <w:ilvl w:val="0"/>
           <w:numId w:val="0"/>
         </w:numPr>
         <w:rPr>
@@ -85,48 +88,177 @@
     <w:p>
       <w:pPr>
         <w:numPr>
-          <w:numId w:val="0"/>
-        </w:numPr>
-        <w:rPr>
-          <w:rFonts w:hint="eastAsia"/>
-          <w:lang w:val="en-US" w:eastAsia="zh-CN"/>
-        </w:rPr>
-      </w:pPr>
-    </w:p>
-    <w:p>
-      <w:pPr>
-        <w:numPr>
-          <w:numId w:val="0"/>
-        </w:numPr>
-        <w:rPr>
-          <w:rFonts w:hint="eastAsia"/>
-          <w:lang w:val="en-US" w:eastAsia="zh-CN"/>
-        </w:rPr>
-      </w:pPr>
-      <w:r>
-        <w:rPr>
-          <w:rFonts w:hint="eastAsia"/>
-          <w:lang w:val="en-US" w:eastAsia="zh-CN"/>
-        </w:rPr>
-        <w:t>测试数据</w:t>
-      </w:r>
-    </w:p>
-    <w:p>
-      <w:pPr>
-        <w:numPr>
-          <w:numId w:val="0"/>
-        </w:numPr>
-        <w:rPr>
-          <w:rFonts w:hint="eastAsia"/>
-          <w:lang w:val="en-US" w:eastAsia="zh-CN"/>
-        </w:rPr>
-      </w:pPr>
+          <w:ilvl w:val="0"/>
+          <w:numId w:val="0"/>
+        </w:numPr>
+        <w:rPr>
+          <w:rFonts w:hint="eastAsia"/>
+          <w:lang w:val="en-US" w:eastAsia="zh-CN"/>
+        </w:rPr>
+      </w:pPr>
+    </w:p>
+    <w:p>
+      <w:pPr>
+        <w:numPr>
+          <w:ilvl w:val="0"/>
+          <w:numId w:val="0"/>
+        </w:numPr>
+        <w:rPr>
+          <w:rFonts w:hint="eastAsia"/>
+          <w:lang w:val="en-US" w:eastAsia="zh-CN"/>
+        </w:rPr>
+      </w:pPr>
+      <w:r>
+        <w:rPr>
+          <w:rFonts w:hint="eastAsia"/>
+          <w:lang w:val="en-US" w:eastAsia="zh-CN"/>
+        </w:rPr>
+        <w:t>测试资源</w:t>
+      </w:r>
+      <w:r>
+        <w:rPr>
+          <w:rFonts w:hint="eastAsia"/>
+          <w:lang w:val="en-US" w:eastAsia="zh-CN"/>
+        </w:rPr>
+        <w:br w:type="textWrapping"/>
+      </w:r>
+      <w:r>
+        <w:rPr>
+          <w:rFonts w:hint="eastAsia"/>
+          <w:lang w:val="en-US" w:eastAsia="zh-CN"/>
+        </w:rPr>
+        <w:t>win10台式</w:t>
+      </w:r>
+      <w:r>
+        <w:rPr>
+          <w:rFonts w:hint="eastAsia"/>
+          <w:lang w:val="en-US" w:eastAsia="zh-CN"/>
+        </w:rPr>
+        <w:br w:type="textWrapping"/>
+      </w:r>
+      <w:r>
+        <w:rPr>
+          <w:rFonts w:hint="eastAsia"/>
+          <w:lang w:val="en-US" w:eastAsia="zh-CN"/>
+        </w:rPr>
+        <w:t>SSD     240GB     C盘+D盘</w:t>
+      </w:r>
+      <w:r>
+        <w:rPr>
+          <w:rFonts w:hint="eastAsia"/>
+          <w:lang w:val="en-US" w:eastAsia="zh-CN"/>
+        </w:rPr>
+        <w:br w:type="textWrapping"/>
+      </w:r>
+      <w:r>
+        <w:rPr>
+          <w:rFonts w:hint="eastAsia"/>
+          <w:lang w:val="en-US" w:eastAsia="zh-CN"/>
+        </w:rPr>
+        <w:t>HDD    500GB     E盘+F盘</w:t>
+      </w:r>
+      <w:r>
+        <w:rPr>
+          <w:rFonts w:hint="eastAsia"/>
+          <w:lang w:val="en-US" w:eastAsia="zh-CN"/>
+        </w:rPr>
+        <w:br w:type="textWrapping"/>
+      </w:r>
+      <w:r>
+        <w:rPr>
+          <w:rFonts w:hint="eastAsia"/>
+          <w:lang w:val="en-US" w:eastAsia="zh-CN"/>
+        </w:rPr>
+        <w:br w:type="textWrapping"/>
+      </w:r>
+      <w:r>
+        <w:rPr>
+          <w:rFonts w:hint="eastAsia"/>
+          <w:lang w:val="en-US" w:eastAsia="zh-CN"/>
+        </w:rPr>
+        <w:t>笔记本A</w:t>
+      </w:r>
+    </w:p>
+    <w:p>
+      <w:pPr>
+        <w:numPr>
+          <w:ilvl w:val="0"/>
+          <w:numId w:val="0"/>
+        </w:numPr>
+        <w:rPr>
+          <w:rFonts w:hint="default"/>
+          <w:lang w:val="en-US" w:eastAsia="zh-CN"/>
+        </w:rPr>
+      </w:pPr>
+    </w:p>
+    <w:p>
+      <w:pPr>
+        <w:numPr>
+          <w:ilvl w:val="0"/>
+          <w:numId w:val="0"/>
+        </w:numPr>
+        <w:rPr>
+          <w:rFonts w:hint="eastAsia"/>
+          <w:lang w:val="en-US" w:eastAsia="zh-CN"/>
+        </w:rPr>
+      </w:pPr>
+      <w:r>
+        <w:rPr>
+          <w:rFonts w:hint="eastAsia"/>
+          <w:lang w:val="en-US" w:eastAsia="zh-CN"/>
+        </w:rPr>
+        <w:t>笔记本B</w:t>
+      </w:r>
+    </w:p>
+    <w:p>
+      <w:pPr>
+        <w:numPr>
+          <w:ilvl w:val="0"/>
+          <w:numId w:val="0"/>
+        </w:numPr>
+        <w:rPr>
+          <w:rFonts w:hint="eastAsia"/>
+          <w:lang w:val="en-US" w:eastAsia="zh-CN"/>
+        </w:rPr>
+      </w:pPr>
+    </w:p>
+    <w:p>
+      <w:pPr>
+        <w:numPr>
+          <w:ilvl w:val="0"/>
+          <w:numId w:val="0"/>
+        </w:numPr>
+        <w:rPr>
+          <w:rFonts w:hint="default"/>
+          <w:lang w:val="en-US" w:eastAsia="zh-CN"/>
+        </w:rPr>
+      </w:pPr>
+      <w:r>
+        <w:rPr>
+          <w:rFonts w:hint="eastAsia"/>
+          <w:lang w:val="en-US" w:eastAsia="zh-CN"/>
+        </w:rPr>
+        <w:t>移动硬盘</w:t>
+      </w:r>
       <w:bookmarkStart w:id="0" w:name="_GoBack"/>
       <w:bookmarkEnd w:id="0"/>
     </w:p>
     <w:p>
       <w:pPr>
         <w:numPr>
+          <w:ilvl w:val="0"/>
+          <w:numId w:val="0"/>
+        </w:numPr>
+        <w:rPr>
+          <w:rFonts w:hint="eastAsia"/>
+          <w:lang w:val="en-US" w:eastAsia="zh-CN"/>
+        </w:rPr>
+      </w:pPr>
+    </w:p>
+    <w:p>
+      <w:pPr>
+        <w:numPr>
+          <w:ilvl w:val="0"/>
           <w:numId w:val="0"/>
         </w:numPr>
         <w:rPr>
@@ -138,17 +270,19 @@
     <w:p>
       <w:pPr>
         <w:numPr>
-          <w:numId w:val="0"/>
-        </w:numPr>
-        <w:rPr>
-          <w:rFonts w:hint="eastAsia"/>
-          <w:lang w:val="en-US" w:eastAsia="zh-CN"/>
-        </w:rPr>
-      </w:pPr>
-    </w:p>
-    <w:p>
-      <w:pPr>
-        <w:numPr>
+          <w:ilvl w:val="0"/>
+          <w:numId w:val="0"/>
+        </w:numPr>
+        <w:rPr>
+          <w:rFonts w:hint="eastAsia"/>
+          <w:lang w:val="en-US" w:eastAsia="zh-CN"/>
+        </w:rPr>
+      </w:pPr>
+    </w:p>
+    <w:p>
+      <w:pPr>
+        <w:numPr>
+          <w:ilvl w:val="0"/>
           <w:numId w:val="0"/>
         </w:numPr>
         <w:rPr>
